--- a/Report.docx
+++ b/Report.docx
@@ -430,10 +430,7 @@
           </w:tcPr>
           <w:p>
             <w:r>
-              <w:t>Uses spare 20-bit headroom, worth about +6 d</w:t>
-            </w:r>
-            <w:r>
-              <w:t>B</w:t>
+              <w:t>Uses spare 20-bit headroom, worth about +6 dB</w:t>
             </w:r>
           </w:p>
         </w:tc>
@@ -711,6 +708,150 @@
     </w:p>
     <w:p>
       <w:r>
+        <w:drawing>
+          <wp:inline distT="0" distB="0" distL="0" distR="0" wp14:anchorId="3B8E8674" wp14:editId="013C0CB3">
+            <wp:extent cx="5943600" cy="2951480"/>
+            <wp:effectExtent l="0" t="0" r="0" b="1270"/>
+            <wp:docPr id="1825531250" name="Picture 2"/>
+            <wp:cNvGraphicFramePr>
+              <a:graphicFrameLocks xmlns:a="http://schemas.openxmlformats.org/drawingml/2006/main" noChangeAspect="1"/>
+            </wp:cNvGraphicFramePr>
+            <a:graphic xmlns:a="http://schemas.openxmlformats.org/drawingml/2006/main">
+              <a:graphicData uri="http://schemas.openxmlformats.org/drawingml/2006/picture">
+                <pic:pic xmlns:pic="http://schemas.openxmlformats.org/drawingml/2006/picture">
+                  <pic:nvPicPr>
+                    <pic:cNvPr id="0" name="Picture 6"/>
+                    <pic:cNvPicPr>
+                      <a:picLocks noChangeAspect="1" noChangeArrowheads="1"/>
+                    </pic:cNvPicPr>
+                  </pic:nvPicPr>
+                  <pic:blipFill>
+                    <a:blip r:embed="rId5" cstate="print">
+                      <a:extLst>
+                        <a:ext uri="{28A0092B-C50C-407E-A947-70E740481C1C}">
+                          <a14:useLocalDpi xmlns:a14="http://schemas.microsoft.com/office/drawing/2010/main" val="0"/>
+                        </a:ext>
+                      </a:extLst>
+                    </a:blip>
+                    <a:srcRect/>
+                    <a:stretch>
+                      <a:fillRect/>
+                    </a:stretch>
+                  </pic:blipFill>
+                  <pic:spPr bwMode="auto">
+                    <a:xfrm>
+                      <a:off x="0" y="0"/>
+                      <a:ext cx="5943600" cy="2951480"/>
+                    </a:xfrm>
+                    <a:prstGeom prst="rect">
+                      <a:avLst/>
+                    </a:prstGeom>
+                    <a:noFill/>
+                    <a:ln>
+                      <a:noFill/>
+                    </a:ln>
+                  </pic:spPr>
+                </pic:pic>
+              </a:graphicData>
+            </a:graphic>
+          </wp:inline>
+        </w:drawing>
+      </w:r>
+    </w:p>
+    <w:p>
+      <w:r>
+        <w:lastRenderedPageBreak/>
+        <w:drawing>
+          <wp:inline distT="0" distB="0" distL="0" distR="0" wp14:anchorId="55C14144" wp14:editId="13460E20">
+            <wp:extent cx="5943600" cy="3233420"/>
+            <wp:effectExtent l="0" t="0" r="0" b="5080"/>
+            <wp:docPr id="729366278" name="Picture 4"/>
+            <wp:cNvGraphicFramePr>
+              <a:graphicFrameLocks xmlns:a="http://schemas.openxmlformats.org/drawingml/2006/main" noChangeAspect="1"/>
+            </wp:cNvGraphicFramePr>
+            <a:graphic xmlns:a="http://schemas.openxmlformats.org/drawingml/2006/main">
+              <a:graphicData uri="http://schemas.openxmlformats.org/drawingml/2006/picture">
+                <pic:pic xmlns:pic="http://schemas.openxmlformats.org/drawingml/2006/picture">
+                  <pic:nvPicPr>
+                    <pic:cNvPr id="0" name="Picture 13"/>
+                    <pic:cNvPicPr>
+                      <a:picLocks noChangeAspect="1" noChangeArrowheads="1"/>
+                    </pic:cNvPicPr>
+                  </pic:nvPicPr>
+                  <pic:blipFill>
+                    <a:blip r:embed="rId6" cstate="print">
+                      <a:extLst>
+                        <a:ext uri="{28A0092B-C50C-407E-A947-70E740481C1C}">
+                          <a14:useLocalDpi xmlns:a14="http://schemas.microsoft.com/office/drawing/2010/main" val="0"/>
+                        </a:ext>
+                      </a:extLst>
+                    </a:blip>
+                    <a:srcRect/>
+                    <a:stretch>
+                      <a:fillRect/>
+                    </a:stretch>
+                  </pic:blipFill>
+                  <pic:spPr bwMode="auto">
+                    <a:xfrm>
+                      <a:off x="0" y="0"/>
+                      <a:ext cx="5943600" cy="3233420"/>
+                    </a:xfrm>
+                    <a:prstGeom prst="rect">
+                      <a:avLst/>
+                    </a:prstGeom>
+                    <a:noFill/>
+                    <a:ln>
+                      <a:noFill/>
+                    </a:ln>
+                  </pic:spPr>
+                </pic:pic>
+              </a:graphicData>
+            </a:graphic>
+          </wp:inline>
+        </w:drawing>
+      </w:r>
+    </w:p>
+    <w:p>
+      <w:r>
+        <w:drawing>
+          <wp:inline distT="0" distB="0" distL="0" distR="0" wp14:anchorId="7176231A" wp14:editId="4C260B1E">
+            <wp:extent cx="5943600" cy="2948305"/>
+            <wp:effectExtent l="0" t="0" r="0" b="4445"/>
+            <wp:docPr id="2118601143" name="Picture 1"/>
+            <wp:cNvGraphicFramePr>
+              <a:graphicFrameLocks xmlns:a="http://schemas.openxmlformats.org/drawingml/2006/main" noChangeAspect="1"/>
+            </wp:cNvGraphicFramePr>
+            <a:graphic xmlns:a="http://schemas.openxmlformats.org/drawingml/2006/main">
+              <a:graphicData uri="http://schemas.openxmlformats.org/drawingml/2006/picture">
+                <pic:pic xmlns:pic="http://schemas.openxmlformats.org/drawingml/2006/picture">
+                  <pic:nvPicPr>
+                    <pic:cNvPr id="2118601143" name=""/>
+                    <pic:cNvPicPr/>
+                  </pic:nvPicPr>
+                  <pic:blipFill>
+                    <a:blip r:embed="rId7"/>
+                    <a:stretch>
+                      <a:fillRect/>
+                    </a:stretch>
+                  </pic:blipFill>
+                  <pic:spPr>
+                    <a:xfrm>
+                      <a:off x="0" y="0"/>
+                      <a:ext cx="5943600" cy="2948305"/>
+                    </a:xfrm>
+                    <a:prstGeom prst="rect">
+                      <a:avLst/>
+                    </a:prstGeom>
+                  </pic:spPr>
+                </pic:pic>
+              </a:graphicData>
+            </a:graphic>
+          </wp:inline>
+        </w:drawing>
+      </w:r>
+    </w:p>
+    <w:p>
+      <w:r>
         <w:t>Task 2: CIC with FIR Droop Compensator</w:t>
       </w:r>
     </w:p>
@@ -755,6 +896,7 @@
         </w:numPr>
       </w:pPr>
       <w:r>
+        <w:lastRenderedPageBreak/>
         <w:t xml:space="preserve">FIR compensator, decimate by 4. It runs at 8 kHz and produces </w:t>
       </w:r>
       <w:proofErr w:type="gramStart"/>
@@ -1134,6 +1276,7 @@
     <w:p/>
     <w:p>
       <w:r>
+        <w:lastRenderedPageBreak/>
         <w:t>The FIR is a serial multiply-accumulate unit. One multiplier is shared across all 63 taps, so one output costs 63 clock cycles, well inside the 2048 cycles available between outputs. Samples are stored in a circular buffer, and coefficients come from a generated ROM (</w:t>
       </w:r>
       <w:proofErr w:type="spellStart"/>
@@ -1217,7 +1360,6 @@
           </w:tcPr>
           <w:p>
             <w:r>
-              <w:lastRenderedPageBreak/>
               <w:t>NTAPS</w:t>
             </w:r>
           </w:p>
@@ -1714,6 +1856,165 @@
       </w:r>
     </w:p>
     <w:p>
+      <w:r>
+        <w:lastRenderedPageBreak/>
+        <w:drawing>
+          <wp:inline distT="0" distB="0" distL="0" distR="0" wp14:anchorId="23A06D02" wp14:editId="74C07CBB">
+            <wp:extent cx="5943600" cy="3094355"/>
+            <wp:effectExtent l="0" t="0" r="0" b="0"/>
+            <wp:docPr id="635333955" name="Picture 6"/>
+            <wp:cNvGraphicFramePr>
+              <a:graphicFrameLocks xmlns:a="http://schemas.openxmlformats.org/drawingml/2006/main" noChangeAspect="1"/>
+            </wp:cNvGraphicFramePr>
+            <a:graphic xmlns:a="http://schemas.openxmlformats.org/drawingml/2006/main">
+              <a:graphicData uri="http://schemas.openxmlformats.org/drawingml/2006/picture">
+                <pic:pic xmlns:pic="http://schemas.openxmlformats.org/drawingml/2006/picture">
+                  <pic:nvPicPr>
+                    <pic:cNvPr id="0" name="Picture 20"/>
+                    <pic:cNvPicPr>
+                      <a:picLocks noChangeAspect="1" noChangeArrowheads="1"/>
+                    </pic:cNvPicPr>
+                  </pic:nvPicPr>
+                  <pic:blipFill>
+                    <a:blip r:embed="rId8" cstate="print">
+                      <a:extLst>
+                        <a:ext uri="{28A0092B-C50C-407E-A947-70E740481C1C}">
+                          <a14:useLocalDpi xmlns:a14="http://schemas.microsoft.com/office/drawing/2010/main" val="0"/>
+                        </a:ext>
+                      </a:extLst>
+                    </a:blip>
+                    <a:srcRect/>
+                    <a:stretch>
+                      <a:fillRect/>
+                    </a:stretch>
+                  </pic:blipFill>
+                  <pic:spPr bwMode="auto">
+                    <a:xfrm>
+                      <a:off x="0" y="0"/>
+                      <a:ext cx="5943600" cy="3094355"/>
+                    </a:xfrm>
+                    <a:prstGeom prst="rect">
+                      <a:avLst/>
+                    </a:prstGeom>
+                    <a:noFill/>
+                    <a:ln>
+                      <a:noFill/>
+                    </a:ln>
+                  </pic:spPr>
+                </pic:pic>
+              </a:graphicData>
+            </a:graphic>
+          </wp:inline>
+        </w:drawing>
+      </w:r>
+    </w:p>
+    <w:p>
+      <w:r>
+        <w:drawing>
+          <wp:inline distT="0" distB="0" distL="0" distR="0" wp14:anchorId="3AB4E689" wp14:editId="44BBD3FD">
+            <wp:extent cx="5943600" cy="2947670"/>
+            <wp:effectExtent l="0" t="0" r="0" b="5080"/>
+            <wp:docPr id="1352143780" name="Picture 8"/>
+            <wp:cNvGraphicFramePr>
+              <a:graphicFrameLocks xmlns:a="http://schemas.openxmlformats.org/drawingml/2006/main" noChangeAspect="1"/>
+            </wp:cNvGraphicFramePr>
+            <a:graphic xmlns:a="http://schemas.openxmlformats.org/drawingml/2006/main">
+              <a:graphicData uri="http://schemas.openxmlformats.org/drawingml/2006/picture">
+                <pic:pic xmlns:pic="http://schemas.openxmlformats.org/drawingml/2006/picture">
+                  <pic:nvPicPr>
+                    <pic:cNvPr id="0" name="Picture 27"/>
+                    <pic:cNvPicPr>
+                      <a:picLocks noChangeAspect="1" noChangeArrowheads="1"/>
+                    </pic:cNvPicPr>
+                  </pic:nvPicPr>
+                  <pic:blipFill>
+                    <a:blip r:embed="rId7" cstate="print">
+                      <a:extLst>
+                        <a:ext uri="{28A0092B-C50C-407E-A947-70E740481C1C}">
+                          <a14:useLocalDpi xmlns:a14="http://schemas.microsoft.com/office/drawing/2010/main" val="0"/>
+                        </a:ext>
+                      </a:extLst>
+                    </a:blip>
+                    <a:srcRect/>
+                    <a:stretch>
+                      <a:fillRect/>
+                    </a:stretch>
+                  </pic:blipFill>
+                  <pic:spPr bwMode="auto">
+                    <a:xfrm>
+                      <a:off x="0" y="0"/>
+                      <a:ext cx="5943600" cy="2947670"/>
+                    </a:xfrm>
+                    <a:prstGeom prst="rect">
+                      <a:avLst/>
+                    </a:prstGeom>
+                    <a:noFill/>
+                    <a:ln>
+                      <a:noFill/>
+                    </a:ln>
+                  </pic:spPr>
+                </pic:pic>
+              </a:graphicData>
+            </a:graphic>
+          </wp:inline>
+        </w:drawing>
+      </w:r>
+    </w:p>
+    <w:p>
+      <w:r>
+        <w:lastRenderedPageBreak/>
+        <w:drawing>
+          <wp:inline distT="0" distB="0" distL="0" distR="0" wp14:anchorId="1F57C4DE" wp14:editId="6CD1B93A">
+            <wp:extent cx="5943600" cy="3065780"/>
+            <wp:effectExtent l="0" t="0" r="0" b="1270"/>
+            <wp:docPr id="712550541" name="Picture 10"/>
+            <wp:cNvGraphicFramePr>
+              <a:graphicFrameLocks xmlns:a="http://schemas.openxmlformats.org/drawingml/2006/main" noChangeAspect="1"/>
+            </wp:cNvGraphicFramePr>
+            <a:graphic xmlns:a="http://schemas.openxmlformats.org/drawingml/2006/main">
+              <a:graphicData uri="http://schemas.openxmlformats.org/drawingml/2006/picture">
+                <pic:pic xmlns:pic="http://schemas.openxmlformats.org/drawingml/2006/picture">
+                  <pic:nvPicPr>
+                    <pic:cNvPr id="0" name="Picture 34"/>
+                    <pic:cNvPicPr>
+                      <a:picLocks noChangeAspect="1" noChangeArrowheads="1"/>
+                    </pic:cNvPicPr>
+                  </pic:nvPicPr>
+                  <pic:blipFill>
+                    <a:blip r:embed="rId9" cstate="print">
+                      <a:extLst>
+                        <a:ext uri="{28A0092B-C50C-407E-A947-70E740481C1C}">
+                          <a14:useLocalDpi xmlns:a14="http://schemas.microsoft.com/office/drawing/2010/main" val="0"/>
+                        </a:ext>
+                      </a:extLst>
+                    </a:blip>
+                    <a:srcRect/>
+                    <a:stretch>
+                      <a:fillRect/>
+                    </a:stretch>
+                  </pic:blipFill>
+                  <pic:spPr bwMode="auto">
+                    <a:xfrm>
+                      <a:off x="0" y="0"/>
+                      <a:ext cx="5943600" cy="3065780"/>
+                    </a:xfrm>
+                    <a:prstGeom prst="rect">
+                      <a:avLst/>
+                    </a:prstGeom>
+                    <a:noFill/>
+                    <a:ln>
+                      <a:noFill/>
+                    </a:ln>
+                  </pic:spPr>
+                </pic:pic>
+              </a:graphicData>
+            </a:graphic>
+          </wp:inline>
+        </w:drawing>
+      </w:r>
+    </w:p>
+    <w:p/>
+    <w:p>
       <w:pPr>
         <w:rPr>
           <w:b/>
@@ -1829,7 +2130,6 @@
         <w:br/>
       </w:r>
       <w:r>
-        <w:lastRenderedPageBreak/>
         <w:t>The standalone 4th-order CIC (R = 2048) reaches 116.78 dB at 10 Hz and 101.37 dB at 990 Hz. The cascaded CIC (R = 512) plus 63-tap inverse-</w:t>
       </w:r>
       <w:proofErr w:type="spellStart"/>
